--- a/Hyde Park BESS/6) Cost Analysis Deliverables/Hyde Park BESS - Red Team Report.docx
+++ b/Hyde Park BESS/6) Cost Analysis Deliverables/Hyde Park BESS - Red Team Report.docx
@@ -109,7 +109,7 @@
         <w:spacing w:after="60"/>
       </w:pPr>
       <w:r>
-        <w:t>The direct cost is inside the reference class: $1,483/kWh at the 77th percentile of thirteen utility-owned projects under 100 MWh, beside Fairhaven ($1,659 actual), Chateaugay ($1,490) and Provincetown ($1,289).</w:t>
+        <w:t>The direct cost is inside the reference class: $1,483/kWh at the 85% percentile of 55 public projects under 100 MWh (74% of the 31 utility-owned members), beside Fairhaven ($1,659 actual), Chateaugay ($1,490), Hinesburg ($1,400) and Provincetown ($1,289).</w:t>
       </w:r>
     </w:p>
     <w:p>
@@ -1988,7 +1988,7 @@
                 <w:i w:val="0"/>
                 <w:sz w:val="16"/>
               </w:rPr>
-              <w:t>All public figures are search-excerpt retrievals; n = 13 with mixed scope.</w:t>
+              <w:t>All public figures are search-excerpt retrievals; reference class n = 55 with mixed scope and gross-of-incentive developer budgets.</w:t>
             </w:r>
           </w:p>
         </w:tc>

--- a/Hyde Park BESS/6) Cost Analysis Deliverables/Hyde Park BESS - Red Team Report.docx
+++ b/Hyde Park BESS/6) Cost Analysis Deliverables/Hyde Park BESS - Red Team Report.docx
@@ -2176,7 +2176,7 @@
           <w:b w:val="0"/>
           <w:i w:val="0"/>
         </w:rPr>
-        <w:t>Defensible reductions total about $3M and are conditional on KS1 closing first: escalation on the fixed-price battery ($1.13M); the four written design-basis confirmations Haugland values at $1.47M, of which the GSU count is already at four in Rev 3, so about $0.8M net; the material and tariff risk re-sized on non-battery material (about $0.5M); Station 496 testing hours if the unit-rate comparison shows them heavy. Do not cut layer E, the site risk items, the siting reserve or AFUDC. The Monte Carlo's apparent headroom in the reserve exists only if the Haugland reconciliation does not move the base up; the red team's expectation is that it will.</w:t>
+        <w:t>Defensible reductions total about $3M and are conditional on KS1 closing first: escalation on the fixed-price battery ($1.13M); the four written design-basis confirmations Haugland values at $1.47M, of which the GSU count is already at four in Rev 3, so about $0.8M net; the material and tariff risk re-sized on non-battery material (about $0.5M); Station 496 testing hours if the unit-rate comparison shows them heavy. Do not cut layer E, the site risk items, the siting reserve or AFUDC. A fuller register (3 Oct 2026; deck slides 27 to 29, workbook tab Savings Register) sizes fourteen levers from the Rev 3 rows: about $5M to $7M loaded in estimate hygiene (the battery escalation, two risk lines that duplicate escalation, the Haugland deducts, the overhead basis on the vendor contract, commissioning overlap), $4M to $7M loaded in value engineering that needs a study first (the 496 relay program at 710 man-hours per relay, the five-feeder topology, the platform after geotech, a crew build-up for the battery install, the breaker and GSU package prices), and a Section 48E credit of $8M to $12M that reduces the revenue requirement rather than the estimate. Tiers A and B together are the same size as the KS1 gap; the honest planning case is a number that holds, not one that falls. The Monte Carlo's apparent headroom in the reserve exists only if the Haugland reconciliation does not move the base up; the red team's expectation is that it will.</w:t>
       </w:r>
     </w:p>
     <w:p>

--- a/Hyde Park BESS/6) Cost Analysis Deliverables/Hyde Park BESS - Red Team Report.docx
+++ b/Hyde Park BESS/6) Cost Analysis Deliverables/Hyde Park BESS - Red Team Report.docx
@@ -109,7 +109,7 @@
         <w:spacing w:after="60"/>
       </w:pPr>
       <w:r>
-        <w:t>The direct cost is inside the reference class: $1,483/kWh at the 85% percentile of 55 public projects under 100 MWh (74% of the 31 utility-owned members), beside Fairhaven ($1,659 actual), Chateaugay ($1,490), Hinesburg ($1,400) and Provincetown ($1,289).</w:t>
+        <w:t>The direct cost is inside the reference class: $1,483/kWh at the 77% percentile of 35 public projects under 100 MWh (68% of the 25 utility-owned members), beside Fairhaven ($1,659 actual), Chateaugay ($1,490), Hinesburg ($1,400) and Provincetown ($1,289).</w:t>
       </w:r>
     </w:p>
     <w:p>
@@ -1988,7 +1988,7 @@
                 <w:i w:val="0"/>
                 <w:sz w:val="16"/>
               </w:rPr>
-              <w:t>All public figures are search-excerpt retrievals; reference class n = 55 with mixed scope and gross-of-incentive developer budgets.</w:t>
+              <w:t>All public figures are search-excerpt retrievals; reference class n = 35 with mixed scope and gross-of-incentive developer budgets.</w:t>
             </w:r>
           </w:p>
         </w:tc>
